--- a/Procédure Déploiement.docx
+++ b/Procédure Déploiement.docx
@@ -150,10 +150,7 @@
       </w:r>
       <w:proofErr w:type="spellEnd"/>
       <w:r>
-        <w:t xml:space="preserve"> </w:t>
-      </w:r>
-      <w:r>
-        <w:t>" dans l'environnement de production.</w:t>
+        <w:t xml:space="preserve"> " dans l'environnement de production.</w:t>
       </w:r>
     </w:p>
     <w:p/>
@@ -463,19 +460,7 @@
           <w:rPr>
             <w:rStyle w:val="Lienhypertexte"/>
           </w:rPr>
-          <w:t>docker-c</w:t>
-        </w:r>
-        <w:r>
-          <w:rPr>
-            <w:rStyle w:val="Lienhypertexte"/>
-          </w:rPr>
-          <w:t>o</w:t>
-        </w:r>
-        <w:r>
-          <w:rPr>
-            <w:rStyle w:val="Lienhypertexte"/>
-          </w:rPr>
-          <w:t>mpose.yml</w:t>
+          <w:t>docker-compose.yml</w:t>
         </w:r>
       </w:hyperlink>
       <w:r>
@@ -502,7 +487,7 @@
           <w:b/>
           <w:bCs/>
         </w:rPr>
-        <w:object w:dxaOrig="9072" w:dyaOrig="9900" w14:anchorId="36ACDE4C">
+        <w:object w:dxaOrig="9072" w:dyaOrig="10560" w14:anchorId="36ACDE4C">
           <v:shapetype id="_x0000_t75" coordsize="21600,21600" o:spt="75" o:preferrelative="t" path="m@4@5l@4@11@9@11@9@5xe" filled="f" stroked="f">
             <v:stroke joinstyle="miter"/>
             <v:formulas>
@@ -522,10 +507,10 @@
             <v:path o:extrusionok="f" gradientshapeok="t" o:connecttype="rect"/>
             <o:lock v:ext="edit" aspectratio="t"/>
           </v:shapetype>
-          <v:shape id="_x0000_i1095" type="#_x0000_t75" style="width:453.75pt;height:495pt" o:ole="">
+          <v:shape id="_x0000_i1027" type="#_x0000_t75" style="width:453.75pt;height:528pt" o:ole="">
             <v:imagedata r:id="rId6" o:title=""/>
           </v:shape>
-          <o:OLEObject Type="Embed" ProgID="Word.Document.12" ShapeID="_x0000_i1095" DrawAspect="Content" ObjectID="_1825137659" r:id="rId7">
+          <o:OLEObject Type="Embed" ProgID="Word.Document.12" ShapeID="_x0000_i1027" DrawAspect="Content" ObjectID="_1825141593" r:id="rId7">
             <o:FieldCodes>\s</o:FieldCodes>
           </o:OLEObject>
         </w:object>
@@ -4012,6 +3997,7 @@
   <w:style w:type="character" w:default="1" w:styleId="Policepardfaut">
     <w:name w:val="Default Paragraph Font"/>
     <w:uiPriority w:val="1"/>
+    <w:semiHidden/>
     <w:unhideWhenUsed/>
   </w:style>
   <w:style w:type="table" w:default="1" w:styleId="TableauNormal">
